--- a/Sprint20260921-20261002/HERO-68691_20260921_190506.docx
+++ b/Sprint20260921-20261002/HERO-68691_20260921_190506.docx
@@ -2924,293 +2924,6 @@
           <w:u w:val="none"/>
         </w:rPr>
         <w:t xml:space="preserve"> Validate with outlet-specific Split Revenue configurations</w:t>
-      </w:r>
-    </w:p>
-    <w:p>
-      <w:pPr>
-        <w:spacing w:before="200" w:after="120"/>
-      </w:pPr>
-      <w:r>
-        <w:rPr>
-          <w:rFonts w:ascii="Arial" w:hAnsi="Arial" w:eastAsia="Arial" w:cs="Arial"/>
-          <w:b/>
-          <w:color w:val="000000"/>
-          <w:sz w:val="26"/>
-          <w:u w:val="single"/>
-        </w:rPr>
-        <w:t>Appendix</w:t>
-      </w:r>
-    </w:p>
-    <w:p>
-      <w:pPr>
-        <w:spacing w:before="160" w:after="80"/>
-      </w:pPr>
-      <w:r>
-        <w:rPr>
-          <w:rFonts w:ascii="Arial" w:hAnsi="Arial" w:eastAsia="Arial" w:cs="Arial"/>
-          <w:b/>
-          <w:color w:val="001EFF"/>
-          <w:sz w:val="24"/>
-          <w:u w:val="none"/>
-        </w:rPr>
-        <w:t>Bug Fix Workflow (from Release Notes)</w:t>
-      </w:r>
-    </w:p>
-    <w:p>
-      <w:pPr>
-        <w:spacing w:before="0" w:after="80"/>
-      </w:pPr>
-      <w:r>
-        <w:rPr>
-          <w:rFonts w:ascii="Arial" w:hAnsi="Arial" w:eastAsia="Arial" w:cs="Arial"/>
-          <w:b w:val="0"/>
-          <w:color w:val="000000"/>
-          <w:sz w:val="20"/>
-          <w:u w:val="none"/>
-        </w:rPr>
-        <w:t>Setup verification steps:</w:t>
-      </w:r>
-    </w:p>
-    <w:p>
-      <w:pPr>
-        <w:spacing w:before="0" w:after="40"/>
-        <w:ind w:left="360" w:hanging="240"/>
-      </w:pPr>
-      <w:r>
-        <w:rPr>
-          <w:rFonts w:ascii="Arial" w:hAnsi="Arial" w:eastAsia="Arial" w:cs="Arial"/>
-          <w:b w:val="0"/>
-          <w:color w:val="000000"/>
-          <w:sz w:val="20"/>
-          <w:u w:val="none"/>
-        </w:rPr>
-        <w:t>1. Go to Infrasys POS platform: System Management &gt; System Configuration &gt; Config by Location</w:t>
-      </w:r>
-    </w:p>
-    <w:p>
-      <w:pPr>
-        <w:spacing w:before="0" w:after="40"/>
-        <w:ind w:left="360" w:hanging="240"/>
-      </w:pPr>
-      <w:r>
-        <w:rPr>
-          <w:rFonts w:ascii="Arial" w:hAnsi="Arial" w:eastAsia="Arial" w:cs="Arial"/>
-          <w:b w:val="0"/>
-          <w:color w:val="000000"/>
-          <w:sz w:val="20"/>
-          <w:u w:val="none"/>
-        </w:rPr>
-        <w:t>2. Select "POS Module"</w:t>
-      </w:r>
-    </w:p>
-    <w:p>
-      <w:pPr>
-        <w:spacing w:before="0" w:after="40"/>
-        <w:ind w:left="360" w:hanging="240"/>
-      </w:pPr>
-      <w:r>
-        <w:rPr>
-          <w:rFonts w:ascii="Arial" w:hAnsi="Arial" w:eastAsia="Arial" w:cs="Arial"/>
-          <w:b w:val="0"/>
-          <w:color w:val="000000"/>
-          <w:sz w:val="20"/>
-          <w:u w:val="none"/>
-        </w:rPr>
-        <w:t>3. Click button "Edit"</w:t>
-      </w:r>
-    </w:p>
-    <w:p>
-      <w:pPr>
-        <w:spacing w:before="0" w:after="40"/>
-        <w:ind w:left="360" w:hanging="240"/>
-      </w:pPr>
-      <w:r>
-        <w:rPr>
-          <w:rFonts w:ascii="Arial" w:hAnsi="Arial" w:eastAsia="Arial" w:cs="Arial"/>
-          <w:b w:val="0"/>
-          <w:color w:val="000000"/>
-          <w:sz w:val="20"/>
-          <w:u w:val="none"/>
-        </w:rPr>
-        <w:t xml:space="preserve">4. Under section "Basic Configuration", set </w:t>
-      </w:r>
-      <w:r>
-        <w:rPr>
-          <w:rFonts w:ascii="Arial" w:hAnsi="Arial" w:eastAsia="Arial" w:cs="Arial"/>
-          <w:b/>
-          <w:color w:val="000000"/>
-          <w:sz w:val="20"/>
-          <w:u w:val="none"/>
-        </w:rPr>
-        <w:t>Daily start force reload business setup</w:t>
-      </w:r>
-      <w:r>
-        <w:rPr>
-          <w:rFonts w:ascii="Arial" w:hAnsi="Arial" w:eastAsia="Arial" w:cs="Arial"/>
-          <w:b w:val="0"/>
-          <w:color w:val="000000"/>
-          <w:sz w:val="20"/>
-          <w:u w:val="none"/>
-        </w:rPr>
-        <w:t xml:space="preserve"> = Yes</w:t>
-      </w:r>
-    </w:p>
-    <w:p>
-      <w:pPr>
-        <w:spacing w:before="0" w:after="40"/>
-        <w:ind w:left="360" w:hanging="240"/>
-      </w:pPr>
-      <w:r>
-        <w:rPr>
-          <w:rFonts w:ascii="Arial" w:hAnsi="Arial" w:eastAsia="Arial" w:cs="Arial"/>
-          <w:b w:val="0"/>
-          <w:color w:val="000000"/>
-          <w:sz w:val="20"/>
-          <w:u w:val="none"/>
-        </w:rPr>
-        <w:t>5. Click "Save" to save record</w:t>
-      </w:r>
-    </w:p>
-    <w:p>
-      <w:pPr>
-        <w:spacing w:before="0" w:after="40"/>
-        <w:ind w:left="360" w:hanging="240"/>
-      </w:pPr>
-      <w:r>
-        <w:rPr>
-          <w:rFonts w:ascii="Arial" w:hAnsi="Arial" w:eastAsia="Arial" w:cs="Arial"/>
-          <w:b w:val="0"/>
-          <w:color w:val="000000"/>
-          <w:sz w:val="20"/>
-          <w:u w:val="none"/>
-        </w:rPr>
-        <w:t>6. Restart service</w:t>
-      </w:r>
-    </w:p>
-    <w:p>
-      <w:pPr>
-        <w:spacing w:before="0" w:after="80"/>
-      </w:pPr>
-      <w:r>
-        <w:rPr>
-          <w:rFonts w:ascii="Arial" w:hAnsi="Arial" w:eastAsia="Arial" w:cs="Arial"/>
-          <w:b w:val="0"/>
-          <w:color w:val="000000"/>
-          <w:sz w:val="20"/>
-          <w:u w:val="none"/>
-        </w:rPr>
-        <w:t>Bug reproduction workflow:</w:t>
-      </w:r>
-    </w:p>
-    <w:p>
-      <w:pPr>
-        <w:spacing w:before="0" w:after="40"/>
-        <w:ind w:left="360" w:hanging="240"/>
-      </w:pPr>
-      <w:r>
-        <w:rPr>
-          <w:rFonts w:ascii="Arial" w:hAnsi="Arial" w:eastAsia="Arial" w:cs="Arial"/>
-          <w:b w:val="0"/>
-          <w:color w:val="000000"/>
-          <w:sz w:val="20"/>
-          <w:u w:val="none"/>
-        </w:rPr>
-        <w:t>1. Daily Close outlet via platform: POS System &gt; Tools &gt; "Daily Start and Close" or "Auto Daily Start and Close"</w:t>
-      </w:r>
-    </w:p>
-    <w:p>
-      <w:pPr>
-        <w:spacing w:before="0" w:after="40"/>
-        <w:ind w:left="360" w:hanging="240"/>
-      </w:pPr>
-      <w:r>
-        <w:rPr>
-          <w:rFonts w:ascii="Arial" w:hAnsi="Arial" w:eastAsia="Arial" w:cs="Arial"/>
-          <w:b w:val="0"/>
-          <w:color w:val="000000"/>
-          <w:sz w:val="20"/>
-          <w:u w:val="none"/>
-        </w:rPr>
-        <w:t>2. Add new Split Revenue record: POS System &gt; Ordering Setup &gt; Split Revenue Settings</w:t>
-      </w:r>
-    </w:p>
-    <w:p>
-      <w:pPr>
-        <w:spacing w:before="0" w:after="40"/>
-        <w:ind w:left="360" w:hanging="240"/>
-      </w:pPr>
-      <w:r>
-        <w:rPr>
-          <w:rFonts w:ascii="Arial" w:hAnsi="Arial" w:eastAsia="Arial" w:cs="Arial"/>
-          <w:b w:val="0"/>
-          <w:color w:val="000000"/>
-          <w:sz w:val="20"/>
-          <w:u w:val="none"/>
-        </w:rPr>
-        <w:t>3. Execute Daily Start for outlet via platform</w:t>
-      </w:r>
-    </w:p>
-    <w:p>
-      <w:pPr>
-        <w:spacing w:before="0" w:after="40"/>
-        <w:ind w:left="360" w:hanging="240"/>
-      </w:pPr>
-      <w:r>
-        <w:rPr>
-          <w:rFonts w:ascii="Arial" w:hAnsi="Arial" w:eastAsia="Arial" w:cs="Arial"/>
-          <w:b w:val="0"/>
-          <w:color w:val="000000"/>
-          <w:sz w:val="20"/>
-          <w:u w:val="none"/>
-        </w:rPr>
-        <w:t>4. Login POS Client and verify Split Revenue availability</w:t>
-      </w:r>
-    </w:p>
-    <w:p>
-      <w:pPr>
-        <w:spacing w:before="0" w:after="80"/>
-      </w:pPr>
-      <w:r>
-        <w:rPr>
-          <w:rFonts w:ascii="Arial" w:hAnsi="Arial" w:eastAsia="Arial" w:cs="Arial"/>
-          <w:b w:val="0"/>
-          <w:color w:val="000000"/>
-          <w:sz w:val="20"/>
-          <w:u w:val="none"/>
-        </w:rPr>
-        <w:t>Expected behavior after fix:</w:t>
-      </w:r>
-    </w:p>
-    <w:p>
-      <w:pPr>
-        <w:spacing w:before="0" w:after="40"/>
-        <w:ind w:left="360" w:hanging="240"/>
-      </w:pPr>
-      <w:r>
-        <w:rPr>
-          <w:rFonts w:ascii="Arial" w:hAnsi="Arial" w:eastAsia="Arial" w:cs="Arial"/>
-          <w:b w:val="0"/>
-          <w:color w:val="000000"/>
-          <w:sz w:val="20"/>
-          <w:u w:val="none"/>
-        </w:rPr>
-        <w:t>• Daily Start via platform with force reload enabled correctly loads ALL business setup</w:t>
-      </w:r>
-    </w:p>
-    <w:p>
-      <w:pPr>
-        <w:spacing w:before="0" w:after="40"/>
-        <w:ind w:left="360" w:hanging="240"/>
-      </w:pPr>
-      <w:r>
-        <w:rPr>
-          <w:rFonts w:ascii="Arial" w:hAnsi="Arial" w:eastAsia="Arial" w:cs="Arial"/>
-          <w:b w:val="0"/>
-          <w:color w:val="000000"/>
-          <w:sz w:val="20"/>
-          <w:u w:val="none"/>
-        </w:rPr>
-        <w:t>• Newly added configuration items (Split Revenue, and other business setup items) are immediately accessible in POS Client after Daily Start</w:t>
       </w:r>
     </w:p>
     <w:sectPr>
